--- a/resources/templates/template_007_发展对象备案表.docx
+++ b/resources/templates/template_007_发展对象备案表.docx
@@ -978,8 +978,8 @@
               <w:widowControl w:val="0"/>
               <w:suppressLineNumbers w:val="0"/>
               <w:spacing w:before="0" w:beforeAutospacing="0" w:after="0" w:afterAutospacing="0"/>
-              <w:ind w:left="0" w:right="0"/>
-              <w:jc w:val="both"/>
+              <w:ind w:left="0" w:right="1210" w:rightChars="576"/>
+              <w:jc w:val="right"/>
               <w:rPr>
                 <w:rFonts w:hint="eastAsia" w:ascii="仿宋_GB2312" w:hAnsi="仿宋_GB2312" w:eastAsia="仿宋_GB2312" w:cs="仿宋_GB2312"/>
                 <w:kern w:val="0"/>
@@ -998,7 +998,7 @@
                 <w:highlight w:val="none"/>
                 <w:lang w:eastAsia="zh-CN" w:bidi="ar"/>
               </w:rPr>
-              <w:t xml:space="preserve">                               党</w:t>
+              <w:t>党</w:t>
             </w:r>
             <w:r>
               <w:rPr>
@@ -1009,7 +1009,7 @@
                 <w:highlight w:val="none"/>
                 <w:lang w:val="en-US" w:eastAsia="zh-CN" w:bidi="ar"/>
               </w:rPr>
-              <w:t xml:space="preserve">支部书记签字(盖章)：         </w:t>
+              <w:t>支部书记签字(盖章)：</w:t>
             </w:r>
           </w:p>
           <w:p>
@@ -1020,7 +1020,7 @@
               <w:suppressLineNumbers w:val="0"/>
               <w:spacing w:before="0" w:beforeAutospacing="0" w:after="0" w:afterAutospacing="0"/>
               <w:ind w:left="0" w:right="0"/>
-              <w:jc w:val="both"/>
+              <w:jc w:val="right"/>
               <w:rPr>
                 <w:rFonts w:hint="default" w:ascii="宋体" w:hAnsi="宋体"/>
                 <w:kern w:val="0"/>
@@ -1452,8 +1452,8 @@
               <w:adjustRightInd/>
               <w:snapToGrid/>
               <w:spacing w:before="0" w:beforeAutospacing="0" w:after="0" w:afterAutospacing="0" w:line="460" w:lineRule="exact"/>
-              <w:ind w:left="0" w:right="0"/>
-              <w:jc w:val="center"/>
+              <w:ind w:left="0" w:right="1210" w:rightChars="576"/>
+              <w:jc w:val="right"/>
               <w:textAlignment w:val="auto"/>
               <w:rPr>
                 <w:rFonts w:hint="eastAsia" w:ascii="仿宋_GB2312" w:hAnsi="仿宋_GB2312" w:eastAsia="仿宋_GB2312" w:cs="仿宋_GB2312"/>
@@ -1464,17 +1464,6 @@
                 <w:lang w:val="en-US" w:eastAsia="zh-CN" w:bidi="ar"/>
               </w:rPr>
             </w:pPr>
-            <w:r>
-              <w:rPr>
-                <w:rFonts w:hint="default" w:ascii="仿宋_GB2312" w:hAnsi="仿宋_GB2312" w:eastAsia="仿宋_GB2312" w:cs="仿宋_GB2312"/>
-                <w:kern w:val="0"/>
-                <w:sz w:val="24"/>
-                <w:szCs w:val="24"/>
-                <w:highlight w:val="none"/>
-                <w:lang w:eastAsia="zh-CN" w:bidi="ar"/>
-              </w:rPr>
-              <w:t xml:space="preserve">                        </w:t>
-            </w:r>
             <w:r>
               <w:rPr>
                 <w:rFonts w:hint="eastAsia" w:ascii="仿宋_GB2312" w:hAnsi="仿宋_GB2312" w:eastAsia="仿宋_GB2312" w:cs="仿宋_GB2312"/>
@@ -1505,7 +1494,7 @@
               <w:snapToGrid/>
               <w:spacing w:before="0" w:beforeAutospacing="0" w:after="0" w:afterAutospacing="0" w:line="460" w:lineRule="exact"/>
               <w:ind w:left="0" w:right="0"/>
-              <w:jc w:val="center"/>
+              <w:jc w:val="right"/>
               <w:textAlignment w:val="auto"/>
               <w:rPr>
                 <w:rFonts w:hint="default" w:ascii="宋体" w:hAnsi="宋体"/>
@@ -1516,28 +1505,6 @@
                 <w:lang w:val="en-US"/>
               </w:rPr>
             </w:pPr>
-            <w:r>
-              <w:rPr>
-                <w:rFonts w:hint="default" w:ascii="仿宋_GB2312" w:hAnsi="仿宋_GB2312" w:eastAsia="仿宋_GB2312" w:cs="仿宋_GB2312"/>
-                <w:kern w:val="0"/>
-                <w:sz w:val="24"/>
-                <w:szCs w:val="24"/>
-                <w:highlight w:val="none"/>
-                <w:lang w:eastAsia="zh-CN" w:bidi="ar"/>
-              </w:rPr>
-              <w:t xml:space="preserve">                    </w:t>
-            </w:r>
-            <w:r>
-              <w:rPr>
-                <w:rFonts w:hint="eastAsia" w:ascii="仿宋_GB2312" w:hAnsi="仿宋_GB2312" w:eastAsia="仿宋_GB2312" w:cs="仿宋_GB2312"/>
-                <w:kern w:val="0"/>
-                <w:sz w:val="24"/>
-                <w:szCs w:val="24"/>
-                <w:highlight w:val="none"/>
-                <w:lang w:val="en-US" w:eastAsia="zh-CN" w:bidi="ar"/>
-              </w:rPr>
-              <w:t xml:space="preserve">              {{上级党委意见_</w:t>
-            </w:r>
             <w:bookmarkStart w:id="0" w:name="_GoBack"/>
             <w:bookmarkEnd w:id="0"/>
             <w:r>
@@ -1549,7 +1516,7 @@
                 <w:highlight w:val="none"/>
                 <w:lang w:val="en-US" w:eastAsia="zh-CN" w:bidi="ar"/>
               </w:rPr>
-              <w:t>会议日期}}</w:t>
+              <w:t>{{上级党委意见_会议日期}}</w:t>
             </w:r>
           </w:p>
         </w:tc>
@@ -1792,7 +1759,7 @@
     <w:lsdException w:unhideWhenUsed="0" w:uiPriority="0" w:semiHidden="0" w:name="HTML Sample"/>
     <w:lsdException w:unhideWhenUsed="0" w:uiPriority="0" w:semiHidden="0" w:name="HTML Typewriter"/>
     <w:lsdException w:unhideWhenUsed="0" w:uiPriority="0" w:semiHidden="0" w:name="HTML Variable"/>
-    <w:lsdException w:unhideWhenUsed="0" w:uiPriority="0" w:name="Normal Table"/>
+    <w:lsdException w:qFormat="1" w:unhideWhenUsed="0" w:uiPriority="0" w:name="Normal Table"/>
     <w:lsdException w:unhideWhenUsed="0" w:uiPriority="0" w:semiHidden="0" w:name="annotation subject"/>
     <w:lsdException w:unhideWhenUsed="0" w:uiPriority="0" w:semiHidden="0" w:name="Table Simple 1"/>
     <w:lsdException w:unhideWhenUsed="0" w:uiPriority="0" w:semiHidden="0" w:name="Table Simple 2"/>
@@ -1963,6 +1930,7 @@
   <w:style w:type="table" w:default="1" w:styleId="4">
     <w:name w:val="Normal Table"/>
     <w:semiHidden/>
+    <w:qFormat/>
     <w:uiPriority w:val="0"/>
     <w:tblPr>
       <w:tblCellMar>
